--- a/Readme.docx
+++ b/Readme.docx
@@ -226,6 +226,12 @@
           <w:highlight w:val="none"/>
         </w:rPr>
       </w:r>
+      <w:r>
+        <w:rPr>
+          <w:rFonts w:ascii="Noto Serif" w:hAnsi="Noto Serif"/>
+          <w:highlight w:val="none"/>
+        </w:rPr>
+      </w:r>
     </w:p>
     <w:p>
       <w:pPr>
@@ -606,6 +612,13 @@
           <w:lang w:val="en-US"/>
         </w:rPr>
         <w:t xml:space="preserve">Included!</w:t>
+      </w:r>
+      <w:r>
+        <w:rPr>
+          <w:rFonts w:ascii="Noto Serif" w:hAnsi="Noto Serif"/>
+          <w:b w:val="0"/>
+          <w:bCs w:val="0"/>
+        </w:rPr>
       </w:r>
       <w:r>
         <w:rPr>
@@ -1267,6 +1280,7 @@
           <w:b/>
           <w:bCs/>
           <w:highlight w:val="none"/>
+          <w:lang w:val="en-US" w:bidi="en-US"/>
         </w:rPr>
       </w:r>
       <w:r>
@@ -1358,6 +1372,14 @@
           <w:highlight w:val="none"/>
         </w:rPr>
       </w:r>
+      <w:r>
+        <w:rPr>
+          <w:rFonts w:ascii="Noto Serif" w:hAnsi="Noto Serif"/>
+          <w:b w:val="0"/>
+          <w:bCs w:val="0"/>
+          <w:highlight w:val="none"/>
+        </w:rPr>
+      </w:r>
     </w:p>
     <w:p>
       <w:pPr>
@@ -1387,7 +1409,6 @@
           <w:b w:val="0"/>
           <w:bCs w:val="0"/>
           <w:highlight w:val="none"/>
-          <w:lang w:val="en-US" w:bidi="en-US"/>
         </w:rPr>
       </w:r>
       <w:r>
@@ -1396,7 +1417,6 @@
           <w:b w:val="0"/>
           <w:bCs w:val="0"/>
           <w:highlight w:val="none"/>
-          <w:lang w:val="en-US" w:bidi="en-US"/>
         </w:rPr>
       </w:r>
     </w:p>
@@ -1426,6 +1446,7 @@
           <w:rFonts w:ascii="Noto Serif" w:hAnsi="Noto Serif"/>
           <w:b/>
           <w:bCs/>
+          <w:highlight w:val="none"/>
         </w:rPr>
       </w:r>
       <w:r>
@@ -1491,29 +1512,6 @@
           <w:rFonts w:ascii="Noto Serif" w:hAnsi="Noto Serif"/>
         </w:rPr>
       </w:r>
-      <w:r>
-        <w:rPr>
-          <w:rFonts w:ascii="Noto Serif" w:hAnsi="Noto Serif"/>
-          <w:highlight w:val="none"/>
-        </w:rPr>
-      </w:r>
-      <w:r>
-        <w:rPr>
-          <w:rFonts w:ascii="Noto Serif" w:hAnsi="Noto Serif"/>
-          <w:highlight w:val="none"/>
-        </w:rPr>
-      </w:r>
-      <w:r>
-        <w:rPr>
-          <w:rFonts w:ascii="Noto Serif" w:hAnsi="Noto Serif"/>
-          <w:highlight w:val="none"/>
-        </w:rPr>
-      </w:r>
-      <w:r>
-        <w:rPr>
-          <w:rFonts w:ascii="Noto Serif" w:hAnsi="Noto Serif"/>
-        </w:rPr>
-      </w:r>
     </w:p>
     <w:p>
       <w:pPr>
@@ -1907,7 +1905,6 @@
       <w:r>
         <w:rPr>
           <w:rFonts w:ascii="Noto Serif" w:hAnsi="Noto Serif"/>
-          <w:highlight w:val="none"/>
         </w:rPr>
       </w:r>
       <w:r>
@@ -1959,6 +1956,11 @@
           <w:rFonts w:ascii="Noto Serif" w:hAnsi="Noto Serif"/>
         </w:rPr>
       </w:r>
+      <w:r>
+        <w:rPr>
+          <w:rFonts w:ascii="Noto Serif" w:hAnsi="Noto Serif"/>
+        </w:rPr>
+      </w:r>
     </w:p>
     <w:p>
       <w:pPr>
@@ -1985,15 +1987,11 @@
       <w:r>
         <w:rPr>
           <w:rFonts w:ascii="Noto Serif" w:hAnsi="Noto Serif"/>
-          <w:highlight w:val="none"/>
-          <w:lang w:val="en-US"/>
         </w:rPr>
       </w:r>
       <w:r>
         <w:rPr>
           <w:rFonts w:ascii="Noto Serif" w:hAnsi="Noto Serif"/>
-          <w:highlight w:val="none"/>
-          <w:lang w:val="en-US"/>
         </w:rPr>
       </w:r>
     </w:p>
@@ -2118,13 +2116,11 @@
       <w:r>
         <w:rPr>
           <w:rFonts w:ascii="Noto Serif" w:hAnsi="Noto Serif"/>
-          <w:highlight w:val="none"/>
         </w:rPr>
       </w:r>
       <w:r>
         <w:rPr>
           <w:rFonts w:ascii="Noto Serif" w:hAnsi="Noto Serif"/>
-          <w:highlight w:val="none"/>
         </w:rPr>
       </w:r>
     </w:p>
@@ -2228,10 +2224,39 @@
       <w:r>
         <w:rPr>
           <w:rFonts w:ascii="Noto Serif" w:hAnsi="Noto Serif"/>
+        </w:rPr>
+      </w:r>
+      <w:r>
+        <w:rPr>
+          <w:rFonts w:ascii="Noto Serif" w:hAnsi="Noto Serif"/>
+        </w:rPr>
+      </w:r>
+    </w:p>
+    <w:p>
+      <w:pPr>
+        <w:pStyle w:val="919"/>
+        <w:pBdr/>
+        <w:spacing/>
+        <w:ind w:firstLine="0" w:left="720"/>
+        <w:rPr>
+          <w:rFonts w:ascii="Noto Serif" w:hAnsi="Noto Serif"/>
           <w:b/>
           <w:bCs/>
           <w:highlight w:val="none"/>
         </w:rPr>
+      </w:pPr>
+      <w:r>
+        <w:rPr>
+          <w:rFonts w:ascii="Noto Serif" w:hAnsi="Noto Serif"/>
+        </w:rPr>
+      </w:r>
+      <w:r>
+        <w:rPr>
+          <w:rFonts w:ascii="Noto Serif" w:hAnsi="Noto Serif"/>
+          <w:b/>
+          <w:bCs/>
+        </w:rPr>
+        <w:t xml:space="preserve">Variable Locations</w:t>
       </w:r>
       <w:r>
         <w:rPr>
@@ -2241,41 +2266,12 @@
           <w:highlight w:val="none"/>
         </w:rPr>
       </w:r>
-    </w:p>
-    <w:p>
-      <w:pPr>
-        <w:pStyle w:val="919"/>
-        <w:pBdr/>
-        <w:spacing/>
-        <w:ind w:firstLine="0" w:left="720"/>
+      <w:r>
         <w:rPr>
           <w:rFonts w:ascii="Noto Serif" w:hAnsi="Noto Serif"/>
           <w:b/>
           <w:bCs/>
           <w:highlight w:val="none"/>
-        </w:rPr>
-      </w:pPr>
-      <w:r>
-        <w:rPr>
-          <w:rFonts w:ascii="Noto Serif" w:hAnsi="Noto Serif"/>
-        </w:rPr>
-      </w:r>
-      <w:r>
-        <w:rPr>
-          <w:rFonts w:ascii="Noto Serif" w:hAnsi="Noto Serif"/>
-          <w:b/>
-          <w:bCs/>
-        </w:rPr>
-        <w:t xml:space="preserve">Variable Locations</w:t>
-      </w:r>
-      <w:r>
-        <w:rPr>
-          <w:rFonts w:ascii="Noto Serif" w:hAnsi="Noto Serif"/>
-        </w:rPr>
-      </w:r>
-      <w:r>
-        <w:rPr>
-          <w:rFonts w:ascii="Noto Serif" w:hAnsi="Noto Serif"/>
         </w:rPr>
       </w:r>
     </w:p>
@@ -2397,6 +2393,11 @@
           <w:rFonts w:ascii="Noto Serif" w:hAnsi="Noto Serif"/>
         </w:rPr>
       </w:r>
+      <w:r>
+        <w:rPr>
+          <w:rFonts w:ascii="Noto Serif" w:hAnsi="Noto Serif"/>
+        </w:rPr>
+      </w:r>
     </w:p>
     <w:p>
       <w:pPr>
@@ -2417,13 +2418,11 @@
       <w:r>
         <w:rPr>
           <w:rFonts w:ascii="Noto Serif" w:hAnsi="Noto Serif"/>
-          <w:highlight w:val="none"/>
         </w:rPr>
       </w:r>
       <w:r>
         <w:rPr>
           <w:rFonts w:ascii="Noto Serif" w:hAnsi="Noto Serif"/>
-          <w:highlight w:val="none"/>
         </w:rPr>
       </w:r>
     </w:p>
@@ -2512,6 +2511,11 @@
           <w:rFonts w:ascii="Noto Serif" w:hAnsi="Noto Serif"/>
         </w:rPr>
       </w:r>
+      <w:r>
+        <w:rPr>
+          <w:rFonts w:ascii="Noto Serif" w:hAnsi="Noto Serif"/>
+        </w:rPr>
+      </w:r>
     </w:p>
     <w:p>
       <w:pPr>
@@ -2530,24 +2534,15 @@
       <w:r>
         <w:rPr>
           <w:rFonts w:ascii="Noto Serif" w:hAnsi="Noto Serif"/>
-        </w:rPr>
-        <w:t xml:space="preserve">Levelled health </w:t>
+          <w:highlight w:val="none"/>
+          <w:lang w:val="en-US"/>
+        </w:rPr>
+        <w:t xml:space="preserve">Monster level number is coloured based on difference</w:t>
       </w:r>
       <w:r>
         <w:rPr>
           <w:rFonts w:ascii="Noto Serif" w:hAnsi="Noto Serif"/>
-          <w:lang w:val="en-US"/>
-        </w:rPr>
-        <w:t xml:space="preserve">items + armour</w:t>
-      </w:r>
-      <w:r>
-        <w:rPr>
-          <w:rFonts w:ascii="Noto Serif" w:hAnsi="Noto Serif"/>
-        </w:rPr>
-      </w:r>
-      <w:r>
-        <w:rPr>
-          <w:rFonts w:ascii="Noto Serif" w:hAnsi="Noto Serif"/>
+          <w:highlight w:val="none"/>
         </w:rPr>
       </w:r>
     </w:p>
@@ -2569,7 +2564,21 @@
         <w:rPr>
           <w:rFonts w:ascii="Noto Serif" w:hAnsi="Noto Serif"/>
         </w:rPr>
-        <w:t xml:space="preserve">Monster spawner systems</w:t>
+        <w:t xml:space="preserve">Levelled health </w:t>
+      </w:r>
+      <w:r>
+        <w:rPr>
+          <w:rFonts w:ascii="Noto Serif" w:hAnsi="Noto Serif"/>
+          <w:lang w:val="en-US"/>
+        </w:rPr>
+        <w:t xml:space="preserve">items + armour</w:t>
+      </w:r>
+      <w:r>
+        <w:rPr>
+          <w:rFonts w:ascii="Noto Serif" w:hAnsi="Noto Serif"/>
+          <w:lang w:val="en-US"/>
+        </w:rPr>
+        <w:t xml:space="preserve"> (Doom)</w:t>
       </w:r>
       <w:r>
         <w:rPr>
@@ -2600,7 +2609,7 @@
         <w:rPr>
           <w:rFonts w:ascii="Noto Serif" w:hAnsi="Noto Serif"/>
         </w:rPr>
-        <w:t xml:space="preserve">Loot drop systems</w:t>
+        <w:t xml:space="preserve">Monster spawner systems</w:t>
       </w:r>
       <w:r>
         <w:rPr>
@@ -2631,26 +2640,7 @@
         <w:rPr>
           <w:rFonts w:ascii="Noto Serif" w:hAnsi="Noto Serif"/>
         </w:rPr>
-        <w:t xml:space="preserve">Mini bosses (w/ DRPG </w:t>
-      </w:r>
-      <w:r>
-        <w:rPr>
-          <w:rFonts w:ascii="Noto Serif" w:hAnsi="Noto Serif"/>
-        </w:rPr>
-        <w:t xml:space="preserve">inspired </w:t>
-      </w:r>
-      <w:r>
-        <w:rPr>
-          <w:rFonts w:ascii="Noto Serif" w:hAnsi="Noto Serif"/>
-        </w:rPr>
-        <w:t xml:space="preserve">tag prefixes)</w:t>
-      </w:r>
-      <w:r>
-        <w:rPr>
-          <w:rFonts w:ascii="Noto Serif" w:hAnsi="Noto Serif"/>
-          <w:lang w:val="en-US"/>
-        </w:rPr>
-        <w:t xml:space="preserve"> + notifications + foreshadowing sounds</w:t>
+        <w:t xml:space="preserve">Loot drop systems</w:t>
       </w:r>
       <w:r>
         <w:rPr>
@@ -2681,7 +2671,26 @@
         <w:rPr>
           <w:rFonts w:ascii="Noto Serif" w:hAnsi="Noto Serif"/>
         </w:rPr>
-        <w:t xml:space="preserve">A handful of monster modifiers (Weak, Powerful, Fast, and more!).</w:t>
+        <w:t xml:space="preserve">Mini bosses (w/ DRPG </w:t>
+      </w:r>
+      <w:r>
+        <w:rPr>
+          <w:rFonts w:ascii="Noto Serif" w:hAnsi="Noto Serif"/>
+        </w:rPr>
+        <w:t xml:space="preserve">inspired </w:t>
+      </w:r>
+      <w:r>
+        <w:rPr>
+          <w:rFonts w:ascii="Noto Serif" w:hAnsi="Noto Serif"/>
+        </w:rPr>
+        <w:t xml:space="preserve">tag prefixes)</w:t>
+      </w:r>
+      <w:r>
+        <w:rPr>
+          <w:rFonts w:ascii="Noto Serif" w:hAnsi="Noto Serif"/>
+          <w:lang w:val="en-US"/>
+        </w:rPr>
+        <w:t xml:space="preserve"> + notifications + foreshadowing sounds</w:t>
       </w:r>
       <w:r>
         <w:rPr>
@@ -2712,52 +2721,7 @@
         <w:rPr>
           <w:rFonts w:ascii="Noto Serif" w:hAnsi="Noto Serif"/>
         </w:rPr>
-        <w:t xml:space="preserve">All GB upgrades </w:t>
-      </w:r>
-      <w:r>
-        <w:rPr>
-          <w:rFonts w:ascii="Noto Serif" w:hAnsi="Noto Serif"/>
-        </w:rPr>
-        <w:t xml:space="preserve">are</w:t>
-      </w:r>
-      <w:r>
-        <w:rPr>
-          <w:rFonts w:ascii="Noto Serif" w:hAnsi="Noto Serif"/>
-          <w:lang w:val="en-US"/>
-        </w:rPr>
-        <w:t xml:space="preserve"> now</w:t>
-      </w:r>
-      <w:r>
-        <w:rPr>
-          <w:rFonts w:ascii="Noto Serif" w:hAnsi="Noto Serif"/>
-        </w:rPr>
-        <w:t xml:space="preserve"> unlocked by levelling up</w:t>
-      </w:r>
-      <w:r>
-        <w:rPr>
-          <w:rFonts w:ascii="Noto Serif" w:hAnsi="Noto Serif"/>
-        </w:rPr>
-        <w:t xml:space="preserve"> (bound to</w:t>
-      </w:r>
-      <w:r>
-        <w:rPr>
-          <w:rFonts w:ascii="Noto Serif" w:hAnsi="Noto Serif"/>
-          <w:lang w:val="en-US"/>
-        </w:rPr>
-        <w:t xml:space="preserve"> level max</w:t>
-      </w:r>
-      <w:r>
-        <w:rPr>
-          <w:rFonts w:ascii="Noto Serif" w:hAnsi="Noto Serif"/>
-        </w:rPr>
-        <w:t xml:space="preserve"> variables</w:t>
-      </w:r>
-      <w:r>
-        <w:rPr>
-          <w:rFonts w:ascii="Noto Serif" w:hAnsi="Noto Serif"/>
-          <w:lang w:val="en-US"/>
-        </w:rPr>
-        <w:t xml:space="preserve">)</w:t>
+        <w:t xml:space="preserve">A handful of monster modifiers (Weak, Powerful, Fast, and more!).</w:t>
       </w:r>
       <w:r>
         <w:rPr>
@@ -2788,14 +2752,57 @@
         <w:rPr>
           <w:rFonts w:ascii="Noto Serif" w:hAnsi="Noto Serif"/>
         </w:rPr>
-        <w:t xml:space="preserve">Various new upgrades</w:t>
+        <w:t xml:space="preserve">All GB upgrades </w:t>
       </w:r>
       <w:r>
         <w:rPr>
           <w:rFonts w:ascii="Noto Serif" w:hAnsi="Noto Serif"/>
+        </w:rPr>
+        <w:t xml:space="preserve">are</w:t>
+      </w:r>
+      <w:r>
+        <w:rPr>
+          <w:rFonts w:ascii="Noto Serif" w:hAnsi="Noto Serif"/>
           <w:lang w:val="en-US"/>
         </w:rPr>
-        <w:t xml:space="preserve"> (need help lol)</w:t>
+        <w:t xml:space="preserve"> now</w:t>
+      </w:r>
+      <w:r>
+        <w:rPr>
+          <w:rFonts w:ascii="Noto Serif" w:hAnsi="Noto Serif"/>
+        </w:rPr>
+        <w:t xml:space="preserve"> unlocked by levelling up</w:t>
+      </w:r>
+      <w:r>
+        <w:rPr>
+          <w:rFonts w:ascii="Noto Serif" w:hAnsi="Noto Serif"/>
+        </w:rPr>
+        <w:t xml:space="preserve"> (bound to</w:t>
+      </w:r>
+      <w:r>
+        <w:rPr>
+          <w:rFonts w:ascii="Noto Serif" w:hAnsi="Noto Serif"/>
+          <w:lang w:val="en-US"/>
+        </w:rPr>
+        <w:t xml:space="preserve"> level max</w:t>
+      </w:r>
+      <w:r>
+        <w:rPr>
+          <w:rFonts w:ascii="Noto Serif" w:hAnsi="Noto Serif"/>
+        </w:rPr>
+        <w:t xml:space="preserve"> variables</w:t>
+      </w:r>
+      <w:r>
+        <w:rPr>
+          <w:rFonts w:ascii="Noto Serif" w:hAnsi="Noto Serif"/>
+          <w:lang w:val="en-US"/>
+        </w:rPr>
+        <w:t xml:space="preserve">)</w:t>
+      </w:r>
+      <w:r>
+        <w:rPr>
+          <w:rFonts w:ascii="Noto Serif" w:hAnsi="Noto Serif"/>
+        </w:rPr>
       </w:r>
       <w:r>
         <w:rPr>
@@ -2821,7 +2828,14 @@
         <w:rPr>
           <w:rFonts w:ascii="Noto Serif" w:hAnsi="Noto Serif"/>
         </w:rPr>
-        <w:t xml:space="preserve">Most options are customisable</w:t>
+        <w:t xml:space="preserve">Various new upgrades</w:t>
+      </w:r>
+      <w:r>
+        <w:rPr>
+          <w:rFonts w:ascii="Noto Serif" w:hAnsi="Noto Serif"/>
+          <w:lang w:val="en-US"/>
+        </w:rPr>
+        <w:t xml:space="preserve"> (need help lol)</w:t>
       </w:r>
       <w:r>
         <w:rPr>
@@ -2851,10 +2865,46 @@
       <w:r>
         <w:rPr>
           <w:rFonts w:ascii="Noto Serif" w:hAnsi="Noto Serif"/>
+        </w:rPr>
+        <w:t xml:space="preserve">Most options are customisable</w:t>
+      </w:r>
+      <w:r>
+        <w:rPr>
+          <w:rFonts w:ascii="Noto Serif" w:hAnsi="Noto Serif"/>
+        </w:rPr>
+      </w:r>
+      <w:r>
+        <w:rPr>
+          <w:rFonts w:ascii="Noto Serif" w:hAnsi="Noto Serif"/>
+        </w:rPr>
+      </w:r>
+    </w:p>
+    <w:p>
+      <w:pPr>
+        <w:pStyle w:val="919"/>
+        <w:numPr>
+          <w:ilvl w:val="0"/>
+          <w:numId w:val="26"/>
+        </w:numPr>
+        <w:pBdr/>
+        <w:spacing/>
+        <w:ind/>
+        <w:rPr>
+          <w:rFonts w:ascii="Noto Serif" w:hAnsi="Noto Serif"/>
+        </w:rPr>
+      </w:pPr>
+      <w:r>
+        <w:rPr>
+          <w:rFonts w:ascii="Noto Serif" w:hAnsi="Noto Serif"/>
           <w:highlight w:val="none"/>
           <w:lang w:val="en-US"/>
         </w:rPr>
         <w:t xml:space="preserve">And more!</w:t>
+      </w:r>
+      <w:r>
+        <w:rPr>
+          <w:rFonts w:ascii="Noto Serif" w:hAnsi="Noto Serif"/>
+        </w:rPr>
       </w:r>
       <w:r>
         <w:rPr>
@@ -3109,6 +3159,11 @@
           <w:rFonts w:ascii="Noto Serif" w:hAnsi="Noto Serif"/>
         </w:rPr>
       </w:r>
+      <w:r>
+        <w:rPr>
+          <w:rFonts w:ascii="Noto Serif" w:hAnsi="Noto Serif"/>
+        </w:rPr>
+      </w:r>
     </w:p>
     <w:p>
       <w:pPr>
@@ -3135,16 +3190,52 @@
           <w:rFonts w:ascii="Noto Serif" w:hAnsi="Noto Serif"/>
           <w:b/>
           <w:bCs/>
-          <w:highlight w:val="none"/>
         </w:rPr>
       </w:r>
       <w:r>
+        <w:rPr>
+          <w:rFonts w:ascii="Noto Serif" w:hAnsi="Noto Serif"/>
+          <w:b/>
+          <w:bCs/>
+        </w:rPr>
+      </w:r>
+    </w:p>
+    <w:p>
+      <w:pPr>
+        <w:pStyle w:val="919"/>
+        <w:pBdr/>
+        <w:spacing/>
+        <w:ind/>
         <w:rPr>
           <w:rFonts w:ascii="Noto Serif" w:hAnsi="Noto Serif"/>
           <w:b/>
           <w:bCs/>
           <w:highlight w:val="none"/>
         </w:rPr>
+      </w:pPr>
+      <w:r>
+        <w:rPr>
+          <w:rFonts w:ascii="Noto Serif" w:hAnsi="Noto Serif"/>
+          <w:b/>
+          <w:bCs/>
+          <w:highlight w:val="none"/>
+        </w:rPr>
+      </w:r>
+      <w:r>
+        <w:rPr>
+          <w:rFonts w:ascii="Noto Serif" w:hAnsi="Noto Serif"/>
+          <w:b/>
+          <w:bCs/>
+          <w:highlight w:val="none"/>
+        </w:rPr>
+      </w:r>
+      <w:r>
+        <w:rPr>
+          <w:rFonts w:ascii="Noto Serif" w:hAnsi="Noto Serif"/>
+          <w:b/>
+          <w:bCs/>
+          <w:highlight w:val="none"/>
+        </w:rPr>
       </w:r>
     </w:p>
     <w:p>
@@ -3165,8 +3256,8 @@
           <w:rFonts w:ascii="Noto Serif" w:hAnsi="Noto Serif"/>
           <w:b/>
           <w:bCs/>
-          <w:highlight w:val="none"/>
-        </w:rPr>
+        </w:rPr>
+        <w:t xml:space="preserve">Item Rarity</w:t>
       </w:r>
       <w:r>
         <w:rPr>
@@ -3182,42 +3273,6 @@
           <w:b/>
           <w:bCs/>
           <w:highlight w:val="none"/>
-        </w:rPr>
-      </w:r>
-    </w:p>
-    <w:p>
-      <w:pPr>
-        <w:pStyle w:val="919"/>
-        <w:pBdr/>
-        <w:spacing/>
-        <w:ind/>
-        <w:rPr>
-          <w:rFonts w:ascii="Noto Serif" w:hAnsi="Noto Serif"/>
-          <w:b/>
-          <w:bCs/>
-          <w:highlight w:val="none"/>
-        </w:rPr>
-      </w:pPr>
-      <w:r>
-        <w:rPr>
-          <w:rFonts w:ascii="Noto Serif" w:hAnsi="Noto Serif"/>
-          <w:b/>
-          <w:bCs/>
-        </w:rPr>
-        <w:t xml:space="preserve">Item Rarity</w:t>
-      </w:r>
-      <w:r>
-        <w:rPr>
-          <w:rFonts w:ascii="Noto Serif" w:hAnsi="Noto Serif"/>
-          <w:b/>
-          <w:bCs/>
-        </w:rPr>
-      </w:r>
-      <w:r>
-        <w:rPr>
-          <w:rFonts w:ascii="Noto Serif" w:hAnsi="Noto Serif"/>
-          <w:b/>
-          <w:bCs/>
         </w:rPr>
       </w:r>
     </w:p>
@@ -3399,7 +3454,7 @@
           <w:rFonts w:ascii="Noto Serif" w:hAnsi="Noto Serif"/>
           <w:b/>
           <w:bCs/>
-          <w:color w:val="ffc000"/>
+          <w:color w:val="81d41a"/>
         </w:rPr>
       </w:r>
       <w:r>
